--- a/hin/docx/14.content.docx
+++ b/hin/docx/14.content.docx
@@ -136,13 +136,6 @@
         <w:rPr>
           <w:lang w:val="hi_IN" w:bidi="hi_IN"/>
         </w:rPr>
-      </w:r>
-      <w:r>
-        <w:rPr>
-          <w:i/>
-          <w:lang w:val="hi_IN" w:bidi="hi_IN"/>
-        </w:rPr>
-        <w:t>2 इतिहास 1:1, 2 इतिहास 1:2–5, 2 इतिहास 1:6–7, 2 इतिहास 1:8–10, 2 इतिहास 1:11, 2 इतिहास 1:12, 2 इतिहास 1:14–15, 2 इतिहास 2:1–3, 2 इतिहास 2:4–5, 2 इतिहास 2:7, 2 इतिहास 2:8–9, 2 इतिहास 2:11–12, 2 इतिहास 2:13–14, 2 इतिहास 2:16, 2 इतिहास 3:1–2, 2 इतिहास 3:3, 2 इतिहास 3:4, 2 इतिहास 3:8–9, 2 इतिहास 3:15–17, 2 इतिहास 4:1, 2 इतिहास 4:2, 2 इतिहास 4:6, 2 इतिहास 4:7, 2 इतिहास 4:12–13, 2 इतिहास 4:14–16, 2 इतिहास 4:18, 2 इतिहास 4:20, 2 इतिहास 5:1, 2 इतिहास 5:2–3, 2 इतिहास 5:4–6, 2 इतिहास 5:7–8, 2 इतिहास 5:9–10, 2 इतिहास 5:11–12, 2 इतिहास 5:13, 2 इतिहास 5:14, 2 इतिहास 6:1–2, 2 इतिहास 6:4–6, 2 इतिहास 6:7–9, 2 इतिहास 6:10–11, 2 इतिहास 6:12–13, 2 इतिहास 6:14–15, 2 इतिहास 6:16–17, 2 इतिहास 6:19–20, 2 इतिहास 6:21, 2 इतिहास 6:22–23, 2 इतिहास 6:24–25, 2 इतिहास 6:26–27, 2 इतिहास 6:28–31, 2 इतिहास 6:32–33, 2 इतिहास 6:36–39, 2 इतिहास 6:40–42, 2 इतिहास 7:1, 2 इतिहास 7:3, 2 इतिहास 7:4–5, 2 इतिहास 7:7, 2 इतिहास 7:8–10, 2 इतिहास 7:11, 2 इतिहास 7:14, 2 इतिहास 7:16, 2 इतिहास 7:17–18, 2 इतिहास 7:19–20, 2 इतिहास 7:21–22, 2 इतिहास 8:1–2, 2 इतिहास 8:6, 2 इतिहास 8:7–8, 2 इतिहास 8:9–10, 2 इतिहास 8:11, 2 इतिहास 8:12–13, 2 इतिहास 8:14, 2 इतिहास 8:14–15, 2 इतिहास 8:16, 2 इतिहास 9:1, 2 इतिहास 9:1–2, 2 इतिहास 9:3–4, 2 इतिहास 9:6, 2 इतिहास 9:8, 2 इतिहास 9:12, 2 इतिहास 9:13, 2 इतिहास 9:14, 2 इतिहास 9:16, 2 इतिहास 9:17, 2 इतिहास 9:20, 2 इतिहास 9:22–23, 2 इतिहास 9:26, 2 इतिहास 9:29–30, 2 इतिहास 10:1, 2 इतिहास 10:2, 2 इतिहास 10:3–4, 2 इतिहास 10:6–7, 2 इतिहास 10:8–9, 2 इतिहास 10:10–11, 2 इतिहास 10:12–14, 2 इतिहास 10:15, 2 इतिहास 10:16, 2 इतिहास 10:18, 2 इतिहास 11:1, 2 इतिहास 11:2–4, 2 इतिहास 11:5–10, 2 इतिहास 11:11–12, 2 इतिहास 11:13–14, 2 इतिहास 11:14–15, 2 इतिहास 11:16–17, 2 इतिहास 11:22–23, 2 इतिहास 12:1, 2 इतिहास 12:2, 2 इतिहास 12:5–6, 2 इतिहास 12:7, 2 इतिहास 12:8, 2 इतिहास 12:9, 2 इतिहास 12:12, 2 इतिहास 12:13–14, 2 इतिहास 12:16, 2 इतिहास 13:2, 2 इतिहास 13:4, 2 इतिहास 13:7, 2 इतिहास 13:8, 2 इतिहास 13:10, 2 इतिहास 13:12, 2 इतिहास 13:13, 2 इतिहास 13:18, 2 इतिहास 13:20, 2 इतिहास 14:2–3, 2 इतिहास 14:5–6, 2 इतिहास 14:7, 2 इतिहास 14:9–11, 2 इतिहास 14:12, 2 इतिहास 14:14, 2 इतिहास 15:1–2, 2 इतिहास 15:3, 2 इतिहास 15:5, 2 इतिहास 15:6, 2 इतिहास 15:8, 2 इतिहास 15:9, 2 इतिहास 15:12, 2 इतिहास 15:13, 2 इतिहास 15:15, 2 इतिहास 15:17, 2 इतिहास 15:19, 2 इतिहास 16:1, 2 इतिहास 16:2–3, 2 इतिहास 16:3, 2 इतिहास 16:4–6, 2 इतिहास 16:7–8, 2 इतिहास 16:9, 2 इतिहास 16:10, 2 इतिहास 16:12, 2 इतिहास 16:14, 2 इतिहास 17:2, 2 इतिहास 17:3, 2 इतिहास 17:4, 2 इतिहास 17:6, 2 इतिहास 17:9, 2 इतिहास 17:10, 2 इतिहास 17:12, 2 इतिहास 17:16, 2 इतिहास 17:17, 2 इतिहास 18:1, 2 इतिहास 18:4, 2 इतिहास 18:7, 2 इतिहास 18:11, 2 इतिहास 18:12, 2 इतिहास 18:16, 2 इतिहास 18:18, 2 इतिहास 18:19, 2 इतिहास 18:21, 2 इतिहास 18:22, 2 इतिहास 18:26, 2 इतिहास 18:27, 2 इतिहास 18:30, 2 इतिहास 18:32, 2 इतिहास 18:34, 2 इतिहास 19:3, 2 इतिहास 19:5, 2 इतिहास 19:6, 2 इतिहास 19:9, 2 इतिहास 19:10, 2 इतिहास 19:11, 2 इतिहास 20:1, 2 इतिहास 20:4, 2 इतिहास 20:5, 2 इतिहास 20:9, 2 इतिहास 20:10, 2 इतिहास 20:13, 2 इतिहास 20:15, 2 इतिहास 20:17, 2 इतिहास 20:18, 2 इतिहास 20:21, 2 इतिहास 20:22, 2 इतिहास 20:24, 2 इतिहास 20:25, 2 इतिहास 20:27, 2 इतिहास 20:30, 2 इतिहास 20:32, 2 इतिहास 20:37, 2 इतिहास 21:3, 2 इतिहास 21:4, 2 इतिहास 21:7, 2 इतिहास 21:10, 2 इतिहास 21:11, 2 इतिहास 21:15, 2 इतिहास 21:17, 2 इतिहास 21:19, 2 इतिहास 22:3, 2 इतिहास 22:4, 2 इतिहास 22:6, 2 इतिहास 22:7, 2 इतिहास 22:9, 2 इतिहास 22:10, 2 इतिहास 22:12, 2 इतिहास 23:3, 2 इतिहास 23:4, 2 इतिहास 23:7, 2 इतिहास 23:8, 2 इतिहास 23:11, 2 इतिहास 23:12, 2 इतिहास 23:13, 2 इतिहास 23:14, 2 इतिहास 23:16, 2 इतिहास 23:19, 2 इतिहास 23:20, 2 इतिहास 24:2, 2 इतिहास 24:5, 2 इतिहास 24:7, 2 इतिहास 24:8, 2 इतिहास 24:10, 2 इतिहास 24:11, 2 इतिहास 24:13, 2 इतिहास 24:16, 2 इतिहास 24:19, 2 इतिहास 24:20, 2 इतिहास 24:22, 2 इतिहास 24:24, 2 इतिहास 24:25, 2 इतिहास 25:1, 2 इतिहास 25:2, 2 इतिहास 25:3–4, 2 इतिहास 25:5–6, 2 इतिहास 25:7, 2 इतिहास 25:8, 2 इतिहास 25:9, 2 इतिहास 25:10, 2 इतिहास 25:11, 2 इतिहास 25:12, 2 इतिहास 25:13, 2 इतिहास 25:14, 2 इतिहास 25:15, 2 इतिहास 25:16, 2 इतिहास 25:17, 2 इतिहास 25:18–19, 2 इतिहास 25:20, 2 इतिहास 25:21–22, 2 इतिहास 25:23–24, 2 इतिहास 25:25, 2 इतिहास 25:26, 2 इतिहास 25:27, 2 इतिहास 25:27–28, 2 इतिहास 26:1, 2 इतिहास 26:2, 2 इतिहास 26:4–5, 2 इतिहास 26:5, 2 इतिहास 26:6–8, 2 इतिहास 26:9–10, 2 इतिहास 26:10, 2 इतिहास 26:11, 2 इतिहास 26:13, 2 इतिहास 26:14–15, 2 इतिहास 26:15, 2 इतिहास 26:16, 2 इतिहास 26:17–18, 2 इतिहास 26:19, 2 इतिहास 26:20, 2 इतिहास 26:21, 2 इतिहास 26:23, 2 इतिहास 27:1, 2 इतिहास 27:2, 2 इतिहास 27:3, 2 इतिहास 27:4, 2 इतिहास 27:5, 2 इतिहास 27:6, 2 इतिहास 27:9, 2 इतिहास 27:9 (#2), 2 इतिहास 28:1, 2 इतिहास 28:2, 2 इतिहास 28:3, 2 इतिहास 28:5–6, 2 इतिहास 28:8, 2 इतिहास 28:9, 2 इतिहास 28:9 (#2), 2 इतिहास 28:10–11, 2 इतिहास 28:13, 2 इतिहास 28:14–15, 2 इतिहास 28:16–18, 2 इतिहास 28:19, 2 इतिहास 28:21, 2 इतिहास 28:22–23, 2 इतिहास 28:24, 2 इतिहास 28:24–25, 2 इतिहास 28:26, 2 इतिहास 28:27, 2 इतिहास 29:1–2, 2 इतिहास 29:3–5, 2 इतिहास 29:6, 2 इतिहास 29:6–7, 2 इतिहास 29:8, 2 इतिहास 29:9, 2 इतिहास 29:10, 2 इतिहास 29:15, 2 इतिहास 29:16, 2 इतिहास 29:17, 2 इतिहास 29:18–19, 2 इतिहास 29:20–21, 2 इतिहास 29:22–24, 2 इतिहास 29:25, 2 इतिहास 29:27–28, 2 इतिहास 29:30, 2 इतिहास 29:31, 2 इतिहास 29:32–33, 2 इतिहास 29:34, 2 इतिहास 29:35–36, 2 इतिहास 30:1, 2 इतिहास 30:1 (#2), 2 इतिहास 30:2, 2 इतिहास 30:3, 2 इतिहास 30:4, 2 इतिहास 30:5, 2 इतिहास 30:5 (#2), 2 इतिहास 30:5 (#3), 2 इतिहास 30:6, 2 इतिहास 30:9, 2 इतिहास 30:10, 2 इतिहास 30:11, 2 इतिहास 30:12, 2 इतिहास 30:13, 2 इतिहास 30:14–15, 2 इतिहास 30:15, 2 इतिहास 30:16, 2 इतिहास 30:17, 2 इतिहास 30:18–19, 2 इतिहास 30:20, 2 इतिहास 30:21, 2 इतिहास 30:22, 2 इतिहास 30:23–24, 2 इतिहास 30:25, 2 इतिहास 30:26, 2 इतिहास 30:27, 2 इतिहास 31:1, 2 इतिहास 31:1 (#2), 2 इतिहास 31:2, 2 इतिहास 31:3, 2 इतिहास 31:4, 2 इतिहास 31:5, 2 इतिहास 31:6, 2 इतिहास 31:7, 2 इतिहास 31:8, 2 इतिहास 31:9–10, 2 इतिहास 31:11–12, 2 इतिहास 31:12, 2 इतिहास 31:16, 2 इतिहास 31:17, 2 इतिहास 31:18, 2 इतिहास 31:19, 2 इतिहास 31:20, 2 इतिहास 31:21, 2 इतिहास 32:1, 2 इतिहास 32:2–4, 2 इतिहास 32:5, 2 इतिहास 32:6–8, 2 इतिहास 32:9–10, 2 इतिहास 32:11, 2 इतिहास 32:13–14, 2 इतिहास 32:14–15, 2 इतिहास 32:16–17, 2 इतिहास 32:18, 2 इतिहास 32:20–21, 2 इतिहास 32:21, 2 इतिहास 32:22–23, 2 इतिहास 32:24–26, 2 इतिहास 32:27–29, 2 इतिहास 32:30–31, 2 इतिहास 32:32, 2 इतिहास 33:1–3, 2 इतिहास 33:6, 2 इतिहास 33:7, 2 इतिहास 33:10–11, 2 इतिहास 33:12–13, 2 इतिहास 33:14–15, 2 इतिहास 33:17, 2 इतिहास 33:18, 2 इतिहास 33:21–23, 2 इतिहास 33:24, 2 इतिहास 34:1–3, 2 इतिहास 34:4–5, 2 इतिहास 34:6–7, 2 इतिहास 34:8–9, 2 इतिहास 34:10–11, 2 इतिहास 34:12–13, 2 इतिहास 34:14, 2 इतिहास 34:19, 2 इतिहास 34:25, 2 इतिहास 34:26–28, 2 इतिहास 34:29–30, 2 इतिहास 34:31–32, 2 इतिहास 34:33, 2 इतिहास 35:1–2, 2 इतिहास 35:3, 2 इतिहास 35:6, 2 इतिहास 35:11–12, 2 इतिहास 35:16–17, 2 इतिहास 35:18, 2 इतिहास 35:20–21, 2 इतिहास 35:22, 2 इतिहास 35:23–24, 2 इतिहास 35:25, 2 इतिहास 35:26–27, 2 इतिहास 36:1–2, 2 इतिहास 36:3–4, 2 इतिहास 36:5, 2 इतिहास 36:6, 2 इतिहास 36:7, 2 इतिहास 36:8, 2 इतिहास 36:9, 2 इतिहास 36:10, 2 इतिहास 36:12, 2 इतिहास 36:13, 2 इतिहास 36:15–16, 2 इतिहास 36:17, 2 इतिहास 36:18–19, 2 इतिहास 36:20–21, 2 इतिहास 36:22–23</w:t>
       </w:r>
       <w:r>
         <w:rPr>

--- a/hin/docx/14.content.docx
+++ b/hin/docx/14.content.docx
@@ -123,19 +123,6 @@
           <w:lang w:val="hi_IN" w:bidi="hi_IN"/>
         </w:rPr>
         <w:t>2CH</w:t>
-      </w:r>
-      <w:r>
-        <w:rPr>
-          <w:lang w:val="hi_IN" w:bidi="hi_IN"/>
-        </w:rPr>
-      </w:r>
-    </w:p>
-    <w:p>
-      <w:pPr/>
-      <w:r>
-        <w:rPr>
-          <w:lang w:val="hi_IN" w:bidi="hi_IN"/>
-        </w:rPr>
       </w:r>
       <w:r>
         <w:rPr>

--- a/hin/docx/14.content.docx
+++ b/hin/docx/14.content.docx
@@ -19,7 +19,7 @@
         <w:rPr>
           <w:lang w:val="hi_IN" w:bidi="hi_IN"/>
         </w:rPr>
-        <w:t>Resource: अनुवाद प्रश्न (unfoldingWord)</w:t>
+        <w:t>Resource: unfoldingWord® Translation Questions</w:t>
       </w:r>
       <w:r>
         <w:rPr>
@@ -85,7 +85,7 @@
         <w:rPr>
           <w:lang w:val="hi_IN" w:bidi="hi_IN"/>
         </w:rPr>
-        <w:t>अनुवाद प्रश्न (unfoldingWord)</w:t>
+        <w:t>unfoldingWord® Translation Questions</w:t>
       </w:r>
     </w:p>
     <w:p>
